--- a/Project Criteria.docx
+++ b/Project Criteria.docx
@@ -232,7 +232,25 @@
           <w:sz w:val="24"/>
           <w:szCs w:val="24"/>
         </w:rPr>
-        <w:t>Objective: Build an interactive Power BI dashboard that reduces analysis time from 5 hours to 5 minutes and helps partners make faster investment decisions.</w:t>
+        <w:t xml:space="preserve">Objective: Build an interactive Python dashboard using </w:t>
+      </w:r>
+      <w:proofErr w:type="spellStart"/>
+      <w:r>
+        <w:rPr>
+          <w:rFonts w:ascii="Arial" w:hAnsi="Arial" w:cs="Arial"/>
+          <w:sz w:val="24"/>
+          <w:szCs w:val="24"/>
+        </w:rPr>
+        <w:t>Streamlit</w:t>
+      </w:r>
+      <w:proofErr w:type="spellEnd"/>
+      <w:r>
+        <w:rPr>
+          <w:rFonts w:ascii="Arial" w:hAnsi="Arial" w:cs="Arial"/>
+          <w:sz w:val="24"/>
+          <w:szCs w:val="24"/>
+        </w:rPr>
+        <w:t xml:space="preserve"> that reduces analysis time from 5 hours to 5 minutes and helps partners make faster investment decisions.</w:t>
       </w:r>
     </w:p>
     <w:p>
@@ -372,6 +390,47 @@
           <w:szCs w:val="24"/>
         </w:rPr>
       </w:pPr>
+    </w:p>
+    <w:p>
+      <w:pPr>
+        <w:rPr>
+          <w:rFonts w:ascii="Arial" w:hAnsi="Arial" w:cs="Arial"/>
+          <w:sz w:val="24"/>
+          <w:szCs w:val="24"/>
+        </w:rPr>
+      </w:pPr>
+      <w:r>
+        <w:rPr>
+          <w:rFonts w:ascii="Arial" w:hAnsi="Arial" w:cs="Arial"/>
+          <w:sz w:val="24"/>
+          <w:szCs w:val="24"/>
+        </w:rPr>
+        <w:t>Columns Provided:</w:t>
+      </w:r>
+      <w:r>
+        <w:rPr>
+          <w:rFonts w:ascii="Arial" w:hAnsi="Arial" w:cs="Arial"/>
+          <w:sz w:val="24"/>
+          <w:szCs w:val="24"/>
+        </w:rPr>
+        <w:tab/>
+      </w:r>
+      <w:r>
+        <w:rPr>
+          <w:rFonts w:ascii="Arial" w:hAnsi="Arial" w:cs="Arial"/>
+          <w:sz w:val="24"/>
+          <w:szCs w:val="24"/>
+        </w:rPr>
+        <w:tab/>
+      </w:r>
+      <w:r>
+        <w:rPr>
+          <w:rFonts w:ascii="Arial" w:hAnsi="Arial" w:cs="Arial"/>
+          <w:sz w:val="24"/>
+          <w:szCs w:val="24"/>
+        </w:rPr>
+        <w:tab/>
+      </w:r>
     </w:p>
     <w:tbl>
       <w:tblPr>
@@ -404,7 +463,8 @@
                 <w:sz w:val="24"/>
                 <w:szCs w:val="24"/>
               </w:rPr>
-              <w:t>Columns Provided:</w:t>
+              <w:lastRenderedPageBreak/>
+              <w:t xml:space="preserve">Name of the Company          </w:t>
             </w:r>
           </w:p>
         </w:tc>
@@ -420,6 +480,14 @@
                 <w:szCs w:val="24"/>
               </w:rPr>
             </w:pPr>
+            <w:r>
+              <w:rPr>
+                <w:rFonts w:ascii="Arial" w:hAnsi="Arial" w:cs="Arial"/>
+                <w:sz w:val="24"/>
+                <w:szCs w:val="24"/>
+              </w:rPr>
+              <w:t xml:space="preserve"> Description                           </w:t>
+            </w:r>
           </w:p>
         </w:tc>
         <w:tc>
@@ -434,6 +502,14 @@
                 <w:szCs w:val="24"/>
               </w:rPr>
             </w:pPr>
+            <w:r>
+              <w:rPr>
+                <w:rFonts w:ascii="Arial" w:hAnsi="Arial" w:cs="Arial"/>
+                <w:sz w:val="24"/>
+                <w:szCs w:val="24"/>
+              </w:rPr>
+              <w:t xml:space="preserve"> Example                  </w:t>
+            </w:r>
           </w:p>
         </w:tc>
         <w:tc>
@@ -448,6 +524,14 @@
                 <w:szCs w:val="24"/>
               </w:rPr>
             </w:pPr>
+            <w:r>
+              <w:rPr>
+                <w:rFonts w:ascii="Arial" w:hAnsi="Arial" w:cs="Arial"/>
+                <w:sz w:val="24"/>
+                <w:szCs w:val="24"/>
+              </w:rPr>
+              <w:t xml:space="preserve"> Data Issues</w:t>
+            </w:r>
           </w:p>
         </w:tc>
       </w:tr>
@@ -470,23 +554,7 @@
                 <w:sz w:val="24"/>
                 <w:szCs w:val="24"/>
               </w:rPr>
-              <w:t xml:space="preserve">Name </w:t>
-            </w:r>
-            <w:r>
-              <w:rPr>
-                <w:rFonts w:ascii="Arial" w:hAnsi="Arial" w:cs="Arial"/>
-                <w:sz w:val="24"/>
-                <w:szCs w:val="24"/>
-              </w:rPr>
-              <w:t>of the Company</w:t>
-            </w:r>
-            <w:r>
-              <w:rPr>
-                <w:rFonts w:ascii="Arial" w:hAnsi="Arial" w:cs="Arial"/>
-                <w:sz w:val="24"/>
-                <w:szCs w:val="24"/>
-              </w:rPr>
-              <w:t xml:space="preserve">          </w:t>
+              <w:t xml:space="preserve">Name                </w:t>
             </w:r>
           </w:p>
         </w:tc>
@@ -508,7 +576,7 @@
                 <w:sz w:val="24"/>
                 <w:szCs w:val="24"/>
               </w:rPr>
-              <w:t xml:space="preserve"> Description                           </w:t>
+              <w:t xml:space="preserve"> Startup legal name                    </w:t>
             </w:r>
           </w:p>
         </w:tc>
@@ -530,7 +598,25 @@
                 <w:sz w:val="24"/>
                 <w:szCs w:val="24"/>
               </w:rPr>
-              <w:t xml:space="preserve"> Example                  </w:t>
+              <w:t xml:space="preserve"> </w:t>
+            </w:r>
+            <w:proofErr w:type="spellStart"/>
+            <w:r>
+              <w:rPr>
+                <w:rFonts w:ascii="Arial" w:hAnsi="Arial" w:cs="Arial"/>
+                <w:sz w:val="24"/>
+                <w:szCs w:val="24"/>
+              </w:rPr>
+              <w:t>EarthSync</w:t>
+            </w:r>
+            <w:proofErr w:type="spellEnd"/>
+            <w:r>
+              <w:rPr>
+                <w:rFonts w:ascii="Arial" w:hAnsi="Arial" w:cs="Arial"/>
+                <w:sz w:val="24"/>
+                <w:szCs w:val="24"/>
+              </w:rPr>
+              <w:t xml:space="preserve">                </w:t>
             </w:r>
           </w:p>
         </w:tc>
@@ -552,7 +638,7 @@
                 <w:sz w:val="24"/>
                 <w:szCs w:val="24"/>
               </w:rPr>
-              <w:t xml:space="preserve"> Data Issues</w:t>
+              <w:t xml:space="preserve"> Clean</w:t>
             </w:r>
           </w:p>
         </w:tc>
@@ -576,8 +662,7 @@
                 <w:sz w:val="24"/>
                 <w:szCs w:val="24"/>
               </w:rPr>
-              <w:lastRenderedPageBreak/>
-              <w:t xml:space="preserve">Name                </w:t>
+              <w:t xml:space="preserve">Website             </w:t>
             </w:r>
           </w:p>
         </w:tc>
@@ -599,7 +684,7 @@
                 <w:sz w:val="24"/>
                 <w:szCs w:val="24"/>
               </w:rPr>
-              <w:t xml:space="preserve"> Startup legal name                    </w:t>
+              <w:t xml:space="preserve"> Company URL                           </w:t>
             </w:r>
           </w:p>
         </w:tc>
@@ -621,25 +706,7 @@
                 <w:sz w:val="24"/>
                 <w:szCs w:val="24"/>
               </w:rPr>
-              <w:t xml:space="preserve"> </w:t>
-            </w:r>
-            <w:proofErr w:type="spellStart"/>
-            <w:r>
-              <w:rPr>
-                <w:rFonts w:ascii="Arial" w:hAnsi="Arial" w:cs="Arial"/>
-                <w:sz w:val="24"/>
-                <w:szCs w:val="24"/>
-              </w:rPr>
-              <w:t>EarthSync</w:t>
-            </w:r>
-            <w:proofErr w:type="spellEnd"/>
-            <w:r>
-              <w:rPr>
-                <w:rFonts w:ascii="Arial" w:hAnsi="Arial" w:cs="Arial"/>
-                <w:sz w:val="24"/>
-                <w:szCs w:val="24"/>
-              </w:rPr>
-              <w:t xml:space="preserve">                </w:t>
+              <w:t xml:space="preserve"> earthsync.io             </w:t>
             </w:r>
           </w:p>
         </w:tc>
@@ -685,7 +752,7 @@
                 <w:sz w:val="24"/>
                 <w:szCs w:val="24"/>
               </w:rPr>
-              <w:t xml:space="preserve">Website             </w:t>
+              <w:t xml:space="preserve">Industry            </w:t>
             </w:r>
           </w:p>
         </w:tc>
@@ -707,7 +774,7 @@
                 <w:sz w:val="24"/>
                 <w:szCs w:val="24"/>
               </w:rPr>
-              <w:t xml:space="preserve"> Company URL                           </w:t>
+              <w:t xml:space="preserve"> Sector tags, comma separated          </w:t>
             </w:r>
           </w:p>
         </w:tc>
@@ -729,7 +796,7 @@
                 <w:sz w:val="24"/>
                 <w:szCs w:val="24"/>
               </w:rPr>
-              <w:t xml:space="preserve"> earthsync.io             </w:t>
+              <w:t xml:space="preserve"> Energy, AI, B2B Software </w:t>
             </w:r>
           </w:p>
         </w:tc>
@@ -751,7 +818,7 @@
                 <w:sz w:val="24"/>
                 <w:szCs w:val="24"/>
               </w:rPr>
-              <w:t xml:space="preserve"> Clean</w:t>
+              <w:t xml:space="preserve"> Multiple values</w:t>
             </w:r>
           </w:p>
         </w:tc>
@@ -775,7 +842,7 @@
                 <w:sz w:val="24"/>
                 <w:szCs w:val="24"/>
               </w:rPr>
-              <w:t xml:space="preserve">Industry            </w:t>
+              <w:t xml:space="preserve">Country             </w:t>
             </w:r>
           </w:p>
         </w:tc>
@@ -797,7 +864,7 @@
                 <w:sz w:val="24"/>
                 <w:szCs w:val="24"/>
               </w:rPr>
-              <w:t xml:space="preserve"> Sector tags, comma separated          </w:t>
+              <w:t xml:space="preserve"> HQ location                           </w:t>
             </w:r>
           </w:p>
         </w:tc>
@@ -819,7 +886,7 @@
                 <w:sz w:val="24"/>
                 <w:szCs w:val="24"/>
               </w:rPr>
-              <w:t xml:space="preserve"> Energy, AI, B2B Software </w:t>
+              <w:t xml:space="preserve"> India                    </w:t>
             </w:r>
           </w:p>
         </w:tc>
@@ -841,7 +908,7 @@
                 <w:sz w:val="24"/>
                 <w:szCs w:val="24"/>
               </w:rPr>
-              <w:t xml:space="preserve"> Multiple values</w:t>
+              <w:t xml:space="preserve"> All India</w:t>
             </w:r>
           </w:p>
         </w:tc>
@@ -865,7 +932,7 @@
                 <w:sz w:val="24"/>
                 <w:szCs w:val="24"/>
               </w:rPr>
-              <w:t xml:space="preserve">Country             </w:t>
+              <w:t>Funding Amount (USD)</w:t>
             </w:r>
           </w:p>
         </w:tc>
@@ -887,7 +954,7 @@
                 <w:sz w:val="24"/>
                 <w:szCs w:val="24"/>
               </w:rPr>
-              <w:t xml:space="preserve"> HQ location                           </w:t>
+              <w:t xml:space="preserve"> Deal size in USD                      </w:t>
             </w:r>
           </w:p>
         </w:tc>
@@ -909,7 +976,7 @@
                 <w:sz w:val="24"/>
                 <w:szCs w:val="24"/>
               </w:rPr>
-              <w:t xml:space="preserve"> India                    </w:t>
+              <w:t xml:space="preserve"> $1,000,000               </w:t>
             </w:r>
           </w:p>
         </w:tc>
@@ -931,7 +998,7 @@
                 <w:sz w:val="24"/>
                 <w:szCs w:val="24"/>
               </w:rPr>
-              <w:t xml:space="preserve"> All India</w:t>
+              <w:t xml:space="preserve"> Has $, commas. 23 blanks</w:t>
             </w:r>
           </w:p>
         </w:tc>
@@ -955,7 +1022,7 @@
                 <w:sz w:val="24"/>
                 <w:szCs w:val="24"/>
               </w:rPr>
-              <w:t>Funding Amount (USD)</w:t>
+              <w:t xml:space="preserve">Funding Type        </w:t>
             </w:r>
           </w:p>
         </w:tc>
@@ -977,7 +1044,7 @@
                 <w:sz w:val="24"/>
                 <w:szCs w:val="24"/>
               </w:rPr>
-              <w:t xml:space="preserve"> Deal size in USD                      </w:t>
+              <w:t xml:space="preserve"> Stage of funding                      </w:t>
             </w:r>
           </w:p>
         </w:tc>
@@ -999,7 +1066,7 @@
                 <w:sz w:val="24"/>
                 <w:szCs w:val="24"/>
               </w:rPr>
-              <w:t xml:space="preserve"> $1,000,000               </w:t>
+              <w:t xml:space="preserve"> Pre-Seed, Series A       </w:t>
             </w:r>
           </w:p>
         </w:tc>
@@ -1021,7 +1088,7 @@
                 <w:sz w:val="24"/>
                 <w:szCs w:val="24"/>
               </w:rPr>
-              <w:t xml:space="preserve"> Has $, commas. 23 blanks</w:t>
+              <w:t xml:space="preserve"> 5 blanks</w:t>
             </w:r>
           </w:p>
         </w:tc>
@@ -1045,96 +1112,6 @@
                 <w:sz w:val="24"/>
                 <w:szCs w:val="24"/>
               </w:rPr>
-              <w:t xml:space="preserve">Funding Type        </w:t>
-            </w:r>
-          </w:p>
-        </w:tc>
-        <w:tc>
-          <w:tcPr>
-            <w:tcW w:w="2254" w:type="dxa"/>
-          </w:tcPr>
-          <w:p>
-            <w:pPr>
-              <w:rPr>
-                <w:rFonts w:ascii="Arial" w:hAnsi="Arial" w:cs="Arial"/>
-                <w:sz w:val="24"/>
-                <w:szCs w:val="24"/>
-              </w:rPr>
-            </w:pPr>
-            <w:r>
-              <w:rPr>
-                <w:rFonts w:ascii="Arial" w:hAnsi="Arial" w:cs="Arial"/>
-                <w:sz w:val="24"/>
-                <w:szCs w:val="24"/>
-              </w:rPr>
-              <w:t xml:space="preserve"> Stage of funding                      </w:t>
-            </w:r>
-          </w:p>
-        </w:tc>
-        <w:tc>
-          <w:tcPr>
-            <w:tcW w:w="2254" w:type="dxa"/>
-          </w:tcPr>
-          <w:p>
-            <w:pPr>
-              <w:rPr>
-                <w:rFonts w:ascii="Arial" w:hAnsi="Arial" w:cs="Arial"/>
-                <w:sz w:val="24"/>
-                <w:szCs w:val="24"/>
-              </w:rPr>
-            </w:pPr>
-            <w:r>
-              <w:rPr>
-                <w:rFonts w:ascii="Arial" w:hAnsi="Arial" w:cs="Arial"/>
-                <w:sz w:val="24"/>
-                <w:szCs w:val="24"/>
-              </w:rPr>
-              <w:t xml:space="preserve"> Pre-Seed, Series A       </w:t>
-            </w:r>
-          </w:p>
-        </w:tc>
-        <w:tc>
-          <w:tcPr>
-            <w:tcW w:w="2254" w:type="dxa"/>
-          </w:tcPr>
-          <w:p>
-            <w:pPr>
-              <w:rPr>
-                <w:rFonts w:ascii="Arial" w:hAnsi="Arial" w:cs="Arial"/>
-                <w:sz w:val="24"/>
-                <w:szCs w:val="24"/>
-              </w:rPr>
-            </w:pPr>
-            <w:r>
-              <w:rPr>
-                <w:rFonts w:ascii="Arial" w:hAnsi="Arial" w:cs="Arial"/>
-                <w:sz w:val="24"/>
-                <w:szCs w:val="24"/>
-              </w:rPr>
-              <w:t xml:space="preserve"> 5 blanks</w:t>
-            </w:r>
-          </w:p>
-        </w:tc>
-      </w:tr>
-      <w:tr>
-        <w:tc>
-          <w:tcPr>
-            <w:tcW w:w="2254" w:type="dxa"/>
-          </w:tcPr>
-          <w:p>
-            <w:pPr>
-              <w:rPr>
-                <w:rFonts w:ascii="Arial" w:hAnsi="Arial" w:cs="Arial"/>
-                <w:sz w:val="24"/>
-                <w:szCs w:val="24"/>
-              </w:rPr>
-            </w:pPr>
-            <w:r>
-              <w:rPr>
-                <w:rFonts w:ascii="Arial" w:hAnsi="Arial" w:cs="Arial"/>
-                <w:sz w:val="24"/>
-                <w:szCs w:val="24"/>
-              </w:rPr>
               <w:t xml:space="preserve">Last Funding Date   </w:t>
             </w:r>
           </w:p>
@@ -1496,6 +1473,7 @@
           <w:sz w:val="24"/>
           <w:szCs w:val="24"/>
         </w:rPr>
+        <w:lastRenderedPageBreak/>
         <w:t xml:space="preserve">6. Which sector has highest number of </w:t>
       </w:r>
       <w:proofErr w:type="gramStart"/>
@@ -1514,7 +1492,7 @@
           <w:sz w:val="24"/>
           <w:szCs w:val="24"/>
         </w:rPr>
-        <w:t xml:space="preserve"> deals? This shows where new startups are forming.</w:t>
+        <w:t xml:space="preserve"> deals? This shows where new startups are forming</w:t>
       </w:r>
     </w:p>
     <w:p>
@@ -1972,6 +1950,7 @@
           <w:sz w:val="24"/>
           <w:szCs w:val="24"/>
         </w:rPr>
+        <w:lastRenderedPageBreak/>
         <w:t>4.3 Interactivity:</w:t>
       </w:r>
     </w:p>
@@ -1989,7 +1968,6 @@
           <w:sz w:val="24"/>
           <w:szCs w:val="24"/>
         </w:rPr>
-        <w:lastRenderedPageBreak/>
         <w:t>Click on "FinTech" bar -&gt; Drill-through to see list of all FinTech startups funded.</w:t>
       </w:r>
     </w:p>
@@ -2033,7 +2011,25 @@
           <w:sz w:val="24"/>
           <w:szCs w:val="24"/>
         </w:rPr>
-        <w:t>Dashboard must be readable on iPad. Use Power BI Mobile Layout view.</w:t>
+        <w:t xml:space="preserve">Dashboard must be responsive and readable on iPad/tablet. Use </w:t>
+      </w:r>
+      <w:proofErr w:type="spellStart"/>
+      <w:r>
+        <w:rPr>
+          <w:rFonts w:ascii="Arial" w:hAnsi="Arial" w:cs="Arial"/>
+          <w:sz w:val="24"/>
+          <w:szCs w:val="24"/>
+        </w:rPr>
+        <w:t>Streamlit</w:t>
+      </w:r>
+      <w:proofErr w:type="spellEnd"/>
+      <w:r>
+        <w:rPr>
+          <w:rFonts w:ascii="Arial" w:hAnsi="Arial" w:cs="Arial"/>
+          <w:sz w:val="24"/>
+          <w:szCs w:val="24"/>
+        </w:rPr>
+        <w:t xml:space="preserve"> responsive containers.</w:t>
       </w:r>
     </w:p>
     <w:p>
@@ -2094,7 +2090,7 @@
           <w:sz w:val="24"/>
           <w:szCs w:val="24"/>
         </w:rPr>
-        <w:t>Submit all files in GitHub repository: Funded-2026-PowerBI-India-Startups</w:t>
+        <w:t>Submit all files in GitHub repository: Funded-2026-Python-India-Startups</w:t>
       </w:r>
     </w:p>
     <w:p>
@@ -2113,9 +2109,9 @@
         <w:tblLook w:val="04A0" w:firstRow="1" w:lastRow="0" w:firstColumn="1" w:lastColumn="0" w:noHBand="0" w:noVBand="1"/>
       </w:tblPr>
       <w:tblGrid>
-        <w:gridCol w:w="2914"/>
-        <w:gridCol w:w="3232"/>
-        <w:gridCol w:w="2870"/>
+        <w:gridCol w:w="2507"/>
+        <w:gridCol w:w="4206"/>
+        <w:gridCol w:w="2303"/>
       </w:tblGrid>
       <w:tr>
         <w:tc>
@@ -2142,29 +2138,29 @@
         </w:tc>
         <w:tc>
           <w:tcPr>
+            <w:tcW w:w="3005" w:type="dxa"/>
+          </w:tcPr>
+          <w:p>
+            <w:pPr>
+              <w:rPr>
+                <w:rFonts w:ascii="Arial" w:hAnsi="Arial" w:cs="Arial"/>
+                <w:sz w:val="24"/>
+                <w:szCs w:val="24"/>
+              </w:rPr>
+            </w:pPr>
+            <w:r>
+              <w:rPr>
+                <w:rFonts w:ascii="Arial" w:hAnsi="Arial" w:cs="Arial"/>
+                <w:sz w:val="24"/>
+                <w:szCs w:val="24"/>
+              </w:rPr>
+              <w:t xml:space="preserve"> File Name                  </w:t>
+            </w:r>
+          </w:p>
+        </w:tc>
+        <w:tc>
+          <w:tcPr>
             <w:tcW w:w="3006" w:type="dxa"/>
-          </w:tcPr>
-          <w:p>
-            <w:pPr>
-              <w:rPr>
-                <w:rFonts w:ascii="Arial" w:hAnsi="Arial" w:cs="Arial"/>
-                <w:sz w:val="24"/>
-                <w:szCs w:val="24"/>
-              </w:rPr>
-            </w:pPr>
-            <w:r>
-              <w:rPr>
-                <w:rFonts w:ascii="Arial" w:hAnsi="Arial" w:cs="Arial"/>
-                <w:sz w:val="24"/>
-                <w:szCs w:val="24"/>
-              </w:rPr>
-              <w:t xml:space="preserve"> File Name                  </w:t>
-            </w:r>
-          </w:p>
-        </w:tc>
-        <w:tc>
-          <w:tcPr>
-            <w:tcW w:w="3005" w:type="dxa"/>
           </w:tcPr>
           <w:p>
             <w:pPr>
@@ -2204,7 +2200,29 @@
                 <w:sz w:val="24"/>
                 <w:szCs w:val="24"/>
               </w:rPr>
-              <w:t xml:space="preserve">1. Power BI File  </w:t>
+              <w:t xml:space="preserve">1. Python App File  </w:t>
+            </w:r>
+          </w:p>
+        </w:tc>
+        <w:tc>
+          <w:tcPr>
+            <w:tcW w:w="3005" w:type="dxa"/>
+          </w:tcPr>
+          <w:p>
+            <w:pPr>
+              <w:rPr>
+                <w:rFonts w:ascii="Arial" w:hAnsi="Arial" w:cs="Arial"/>
+                <w:sz w:val="24"/>
+                <w:szCs w:val="24"/>
+              </w:rPr>
+            </w:pPr>
+            <w:r>
+              <w:rPr>
+                <w:rFonts w:ascii="Arial" w:hAnsi="Arial" w:cs="Arial"/>
+                <w:sz w:val="24"/>
+                <w:szCs w:val="24"/>
+              </w:rPr>
+              <w:t xml:space="preserve"> app.py                         </w:t>
             </w:r>
           </w:p>
         </w:tc>
@@ -2226,29 +2244,25 @@
                 <w:sz w:val="24"/>
                 <w:szCs w:val="24"/>
               </w:rPr>
-              <w:t xml:space="preserve"> Funded-2026.pbix           </w:t>
-            </w:r>
-          </w:p>
-        </w:tc>
-        <w:tc>
-          <w:tcPr>
-            <w:tcW w:w="3005" w:type="dxa"/>
-          </w:tcPr>
-          <w:p>
-            <w:pPr>
-              <w:rPr>
-                <w:rFonts w:ascii="Arial" w:hAnsi="Arial" w:cs="Arial"/>
-                <w:sz w:val="24"/>
-                <w:szCs w:val="24"/>
-              </w:rPr>
-            </w:pPr>
-            <w:r>
-              <w:rPr>
-                <w:rFonts w:ascii="Arial" w:hAnsi="Arial" w:cs="Arial"/>
-                <w:sz w:val="24"/>
-                <w:szCs w:val="24"/>
-              </w:rPr>
-              <w:t xml:space="preserve"> For internal team to refresh data monthly</w:t>
+              <w:t xml:space="preserve"> Main </w:t>
+            </w:r>
+            <w:proofErr w:type="spellStart"/>
+            <w:r>
+              <w:rPr>
+                <w:rFonts w:ascii="Arial" w:hAnsi="Arial" w:cs="Arial"/>
+                <w:sz w:val="24"/>
+                <w:szCs w:val="24"/>
+              </w:rPr>
+              <w:t>Streamlit</w:t>
+            </w:r>
+            <w:proofErr w:type="spellEnd"/>
+            <w:r>
+              <w:rPr>
+                <w:rFonts w:ascii="Arial" w:hAnsi="Arial" w:cs="Arial"/>
+                <w:sz w:val="24"/>
+                <w:szCs w:val="24"/>
+              </w:rPr>
+              <w:t xml:space="preserve"> dashboard for internal team</w:t>
             </w:r>
           </w:p>
         </w:tc>
@@ -2272,7 +2286,45 @@
                 <w:sz w:val="24"/>
                 <w:szCs w:val="24"/>
               </w:rPr>
-              <w:t xml:space="preserve">2. PDF Export     </w:t>
+              <w:t xml:space="preserve">2. Analysis Notebook  </w:t>
+            </w:r>
+          </w:p>
+        </w:tc>
+        <w:tc>
+          <w:tcPr>
+            <w:tcW w:w="3005" w:type="dxa"/>
+          </w:tcPr>
+          <w:p>
+            <w:pPr>
+              <w:rPr>
+                <w:rFonts w:ascii="Arial" w:hAnsi="Arial" w:cs="Arial"/>
+                <w:sz w:val="24"/>
+                <w:szCs w:val="24"/>
+              </w:rPr>
+            </w:pPr>
+            <w:r>
+              <w:rPr>
+                <w:rFonts w:ascii="Arial" w:hAnsi="Arial" w:cs="Arial"/>
+                <w:sz w:val="24"/>
+                <w:szCs w:val="24"/>
+              </w:rPr>
+              <w:t xml:space="preserve"> analysis.</w:t>
+            </w:r>
+            <w:r>
+              <w:rPr>
+                <w:rFonts w:ascii="Arial" w:hAnsi="Arial" w:cs="Arial"/>
+                <w:sz w:val="24"/>
+                <w:szCs w:val="24"/>
+              </w:rPr>
+              <w:t>py</w:t>
+            </w:r>
+            <w:r>
+              <w:rPr>
+                <w:rFonts w:ascii="Arial" w:hAnsi="Arial" w:cs="Arial"/>
+                <w:sz w:val="24"/>
+                <w:szCs w:val="24"/>
+              </w:rPr>
+              <w:t xml:space="preserve">                 </w:t>
             </w:r>
           </w:p>
         </w:tc>
@@ -2294,29 +2346,7 @@
                 <w:sz w:val="24"/>
                 <w:szCs w:val="24"/>
               </w:rPr>
-              <w:t xml:space="preserve"> Funded-2026-Dashboard.pdf  </w:t>
-            </w:r>
-          </w:p>
-        </w:tc>
-        <w:tc>
-          <w:tcPr>
-            <w:tcW w:w="3005" w:type="dxa"/>
-          </w:tcPr>
-          <w:p>
-            <w:pPr>
-              <w:rPr>
-                <w:rFonts w:ascii="Arial" w:hAnsi="Arial" w:cs="Arial"/>
-                <w:sz w:val="24"/>
-                <w:szCs w:val="24"/>
-              </w:rPr>
-            </w:pPr>
-            <w:r>
-              <w:rPr>
-                <w:rFonts w:ascii="Arial" w:hAnsi="Arial" w:cs="Arial"/>
-                <w:sz w:val="24"/>
-                <w:szCs w:val="24"/>
-              </w:rPr>
-              <w:t xml:space="preserve"> For partners who don't have Power BI</w:t>
+              <w:t xml:space="preserve"> Jupyter notebook with data cleaning + 12 Q analysis</w:t>
             </w:r>
           </w:p>
         </w:tc>
@@ -2340,7 +2370,29 @@
                 <w:sz w:val="24"/>
                 <w:szCs w:val="24"/>
               </w:rPr>
-              <w:t xml:space="preserve">3. Data File      </w:t>
+              <w:t xml:space="preserve">3. PDF Export     </w:t>
+            </w:r>
+          </w:p>
+        </w:tc>
+        <w:tc>
+          <w:tcPr>
+            <w:tcW w:w="3005" w:type="dxa"/>
+          </w:tcPr>
+          <w:p>
+            <w:pPr>
+              <w:rPr>
+                <w:rFonts w:ascii="Arial" w:hAnsi="Arial" w:cs="Arial"/>
+                <w:sz w:val="24"/>
+                <w:szCs w:val="24"/>
+              </w:rPr>
+            </w:pPr>
+            <w:r>
+              <w:rPr>
+                <w:rFonts w:ascii="Arial" w:hAnsi="Arial" w:cs="Arial"/>
+                <w:sz w:val="24"/>
+                <w:szCs w:val="24"/>
+              </w:rPr>
+              <w:t xml:space="preserve"> Funded-2026-Dashboard.pdf  </w:t>
             </w:r>
           </w:p>
         </w:tc>
@@ -2362,29 +2414,7 @@
                 <w:sz w:val="24"/>
                 <w:szCs w:val="24"/>
               </w:rPr>
-              <w:t xml:space="preserve"> data/funding_data_2026.csv </w:t>
-            </w:r>
-          </w:p>
-        </w:tc>
-        <w:tc>
-          <w:tcPr>
-            <w:tcW w:w="3005" w:type="dxa"/>
-          </w:tcPr>
-          <w:p>
-            <w:pPr>
-              <w:rPr>
-                <w:rFonts w:ascii="Arial" w:hAnsi="Arial" w:cs="Arial"/>
-                <w:sz w:val="24"/>
-                <w:szCs w:val="24"/>
-              </w:rPr>
-            </w:pPr>
-            <w:r>
-              <w:rPr>
-                <w:rFonts w:ascii="Arial" w:hAnsi="Arial" w:cs="Arial"/>
-                <w:sz w:val="24"/>
-                <w:szCs w:val="24"/>
-              </w:rPr>
-              <w:t xml:space="preserve"> Cleaned version</w:t>
+              <w:t xml:space="preserve"> Auto-generated PDF report for partners without Python</w:t>
             </w:r>
           </w:p>
         </w:tc>
@@ -2408,7 +2438,29 @@
                 <w:sz w:val="24"/>
                 <w:szCs w:val="24"/>
               </w:rPr>
-              <w:t xml:space="preserve">4. Screenshots    </w:t>
+              <w:t xml:space="preserve">4. Data File      </w:t>
+            </w:r>
+          </w:p>
+        </w:tc>
+        <w:tc>
+          <w:tcPr>
+            <w:tcW w:w="3005" w:type="dxa"/>
+          </w:tcPr>
+          <w:p>
+            <w:pPr>
+              <w:rPr>
+                <w:rFonts w:ascii="Arial" w:hAnsi="Arial" w:cs="Arial"/>
+                <w:sz w:val="24"/>
+                <w:szCs w:val="24"/>
+              </w:rPr>
+            </w:pPr>
+            <w:r>
+              <w:rPr>
+                <w:rFonts w:ascii="Arial" w:hAnsi="Arial" w:cs="Arial"/>
+                <w:sz w:val="24"/>
+                <w:szCs w:val="24"/>
+              </w:rPr>
+              <w:t xml:space="preserve"> data/funding_data_2026_cleaned.csv Cleaned version</w:t>
             </w:r>
           </w:p>
         </w:tc>
@@ -2424,36 +2476,6 @@
                 <w:szCs w:val="24"/>
               </w:rPr>
             </w:pPr>
-            <w:r>
-              <w:rPr>
-                <w:rFonts w:ascii="Arial" w:hAnsi="Arial" w:cs="Arial"/>
-                <w:sz w:val="24"/>
-                <w:szCs w:val="24"/>
-              </w:rPr>
-              <w:t xml:space="preserve"> images/overview.png        </w:t>
-            </w:r>
-          </w:p>
-        </w:tc>
-        <w:tc>
-          <w:tcPr>
-            <w:tcW w:w="3005" w:type="dxa"/>
-          </w:tcPr>
-          <w:p>
-            <w:pPr>
-              <w:rPr>
-                <w:rFonts w:ascii="Arial" w:hAnsi="Arial" w:cs="Arial"/>
-                <w:sz w:val="24"/>
-                <w:szCs w:val="24"/>
-              </w:rPr>
-            </w:pPr>
-            <w:r>
-              <w:rPr>
-                <w:rFonts w:ascii="Arial" w:hAnsi="Arial" w:cs="Arial"/>
-                <w:sz w:val="24"/>
-                <w:szCs w:val="24"/>
-              </w:rPr>
-              <w:t xml:space="preserve"> For GitHub README quick preview</w:t>
-            </w:r>
           </w:p>
         </w:tc>
       </w:tr>
@@ -2476,7 +2498,29 @@
                 <w:sz w:val="24"/>
                 <w:szCs w:val="24"/>
               </w:rPr>
-              <w:t xml:space="preserve">5. Demo Video     </w:t>
+              <w:t xml:space="preserve">5. Screenshots    </w:t>
+            </w:r>
+          </w:p>
+        </w:tc>
+        <w:tc>
+          <w:tcPr>
+            <w:tcW w:w="3005" w:type="dxa"/>
+          </w:tcPr>
+          <w:p>
+            <w:pPr>
+              <w:rPr>
+                <w:rFonts w:ascii="Arial" w:hAnsi="Arial" w:cs="Arial"/>
+                <w:sz w:val="24"/>
+                <w:szCs w:val="24"/>
+              </w:rPr>
+            </w:pPr>
+            <w:r>
+              <w:rPr>
+                <w:rFonts w:ascii="Arial" w:hAnsi="Arial" w:cs="Arial"/>
+                <w:sz w:val="24"/>
+                <w:szCs w:val="24"/>
+              </w:rPr>
+              <w:t xml:space="preserve"> images/overview.png        </w:t>
             </w:r>
           </w:p>
         </w:tc>
@@ -2498,29 +2542,7 @@
                 <w:sz w:val="24"/>
                 <w:szCs w:val="24"/>
               </w:rPr>
-              <w:t xml:space="preserve"> demo.mp4                   </w:t>
-            </w:r>
-          </w:p>
-        </w:tc>
-        <w:tc>
-          <w:tcPr>
-            <w:tcW w:w="3005" w:type="dxa"/>
-          </w:tcPr>
-          <w:p>
-            <w:pPr>
-              <w:rPr>
-                <w:rFonts w:ascii="Arial" w:hAnsi="Arial" w:cs="Arial"/>
-                <w:sz w:val="24"/>
-                <w:szCs w:val="24"/>
-              </w:rPr>
-            </w:pPr>
-            <w:r>
-              <w:rPr>
-                <w:rFonts w:ascii="Arial" w:hAnsi="Arial" w:cs="Arial"/>
-                <w:sz w:val="24"/>
-                <w:szCs w:val="24"/>
-              </w:rPr>
-              <w:t xml:space="preserve"> 30-sec screen recording for LinkedIn</w:t>
+              <w:t xml:space="preserve"> For GitHub README quick preview</w:t>
             </w:r>
           </w:p>
         </w:tc>
@@ -2544,7 +2566,29 @@
                 <w:sz w:val="24"/>
                 <w:szCs w:val="24"/>
               </w:rPr>
-              <w:t xml:space="preserve">6. Documentation  </w:t>
+              <w:t xml:space="preserve">6. Demo Video     </w:t>
+            </w:r>
+          </w:p>
+        </w:tc>
+        <w:tc>
+          <w:tcPr>
+            <w:tcW w:w="3005" w:type="dxa"/>
+          </w:tcPr>
+          <w:p>
+            <w:pPr>
+              <w:rPr>
+                <w:rFonts w:ascii="Arial" w:hAnsi="Arial" w:cs="Arial"/>
+                <w:sz w:val="24"/>
+                <w:szCs w:val="24"/>
+              </w:rPr>
+            </w:pPr>
+            <w:r>
+              <w:rPr>
+                <w:rFonts w:ascii="Arial" w:hAnsi="Arial" w:cs="Arial"/>
+                <w:sz w:val="24"/>
+                <w:szCs w:val="24"/>
+              </w:rPr>
+              <w:t xml:space="preserve"> demo.mp4                   </w:t>
             </w:r>
           </w:p>
         </w:tc>
@@ -2566,13 +2610,59 @@
                 <w:sz w:val="24"/>
                 <w:szCs w:val="24"/>
               </w:rPr>
+              <w:t xml:space="preserve"> 30-sec screen recording for LinkedIn</w:t>
+            </w:r>
+          </w:p>
+        </w:tc>
+      </w:tr>
+      <w:tr>
+        <w:tc>
+          <w:tcPr>
+            <w:tcW w:w="3005" w:type="dxa"/>
+          </w:tcPr>
+          <w:p>
+            <w:pPr>
+              <w:rPr>
+                <w:rFonts w:ascii="Arial" w:hAnsi="Arial" w:cs="Arial"/>
+                <w:sz w:val="24"/>
+                <w:szCs w:val="24"/>
+              </w:rPr>
+            </w:pPr>
+            <w:r>
+              <w:rPr>
+                <w:rFonts w:ascii="Arial" w:hAnsi="Arial" w:cs="Arial"/>
+                <w:sz w:val="24"/>
+                <w:szCs w:val="24"/>
+              </w:rPr>
+              <w:t xml:space="preserve">7. Documentation  </w:t>
+            </w:r>
+          </w:p>
+        </w:tc>
+        <w:tc>
+          <w:tcPr>
+            <w:tcW w:w="3005" w:type="dxa"/>
+          </w:tcPr>
+          <w:p>
+            <w:pPr>
+              <w:rPr>
+                <w:rFonts w:ascii="Arial" w:hAnsi="Arial" w:cs="Arial"/>
+                <w:sz w:val="24"/>
+                <w:szCs w:val="24"/>
+              </w:rPr>
+            </w:pPr>
+            <w:r>
+              <w:rPr>
+                <w:rFonts w:ascii="Arial" w:hAnsi="Arial" w:cs="Arial"/>
+                <w:sz w:val="24"/>
+                <w:szCs w:val="24"/>
+              </w:rPr>
               <w:t xml:space="preserve"> README.md                  </w:t>
             </w:r>
           </w:p>
         </w:tc>
         <w:tc>
           <w:tcPr>
-            <w:tcW w:w="3005" w:type="dxa"/>
+            <w:tcW w:w="3006" w:type="dxa"/>
           </w:tcPr>
           <w:p>
             <w:pPr>
@@ -2617,41 +2707,60 @@
           <w:sz w:val="24"/>
           <w:szCs w:val="24"/>
         </w:rPr>
-        <w:t>Public Dashboard Link: After completion, publish to Power BI Service -&gt; Publish to Web -&gt; Share public link. Data is public domain, no confidentiality issue.</w:t>
-      </w:r>
-    </w:p>
-    <w:p>
-      <w:pPr>
-        <w:rPr>
-          <w:rFonts w:ascii="Arial" w:hAnsi="Arial" w:cs="Arial"/>
-          <w:sz w:val="24"/>
-          <w:szCs w:val="24"/>
-        </w:rPr>
-      </w:pPr>
-    </w:p>
-    <w:p>
-      <w:pPr>
-        <w:rPr>
-          <w:rFonts w:ascii="Arial" w:hAnsi="Arial" w:cs="Arial"/>
-          <w:sz w:val="24"/>
-          <w:szCs w:val="24"/>
-        </w:rPr>
-      </w:pPr>
-    </w:p>
-    <w:p>
-      <w:pPr>
-        <w:rPr>
-          <w:rFonts w:ascii="Arial" w:hAnsi="Arial" w:cs="Arial"/>
-          <w:sz w:val="24"/>
-          <w:szCs w:val="24"/>
-        </w:rPr>
-      </w:pPr>
-      <w:r>
-        <w:rPr>
-          <w:rFonts w:ascii="Arial" w:hAnsi="Arial" w:cs="Arial"/>
-          <w:sz w:val="24"/>
-          <w:szCs w:val="24"/>
-        </w:rPr>
+        <w:t xml:space="preserve">Public Dashboard Link: After completion, deploy to </w:t>
+      </w:r>
+      <w:proofErr w:type="spellStart"/>
+      <w:r>
+        <w:rPr>
+          <w:rFonts w:ascii="Arial" w:hAnsi="Arial" w:cs="Arial"/>
+          <w:sz w:val="24"/>
+          <w:szCs w:val="24"/>
+        </w:rPr>
+        <w:t>Streamlit</w:t>
+      </w:r>
+      <w:proofErr w:type="spellEnd"/>
+      <w:r>
+        <w:rPr>
+          <w:rFonts w:ascii="Arial" w:hAnsi="Arial" w:cs="Arial"/>
+          <w:sz w:val="24"/>
+          <w:szCs w:val="24"/>
+        </w:rPr>
+        <w:t xml:space="preserve"> Cloud -&gt; Share public link. Data is public domain, no confidentiality issue.</w:t>
+      </w:r>
+    </w:p>
+    <w:p>
+      <w:pPr>
+        <w:rPr>
+          <w:rFonts w:ascii="Arial" w:hAnsi="Arial" w:cs="Arial"/>
+          <w:sz w:val="24"/>
+          <w:szCs w:val="24"/>
+        </w:rPr>
+      </w:pPr>
+    </w:p>
+    <w:p>
+      <w:pPr>
+        <w:rPr>
+          <w:rFonts w:ascii="Arial" w:hAnsi="Arial" w:cs="Arial"/>
+          <w:sz w:val="24"/>
+          <w:szCs w:val="24"/>
+        </w:rPr>
+      </w:pPr>
+    </w:p>
+    <w:p>
+      <w:pPr>
+        <w:rPr>
+          <w:rFonts w:ascii="Arial" w:hAnsi="Arial" w:cs="Arial"/>
+          <w:sz w:val="24"/>
+          <w:szCs w:val="24"/>
+        </w:rPr>
+      </w:pPr>
+      <w:r>
+        <w:rPr>
+          <w:rFonts w:ascii="Arial" w:hAnsi="Arial" w:cs="Arial"/>
+          <w:sz w:val="24"/>
+          <w:szCs w:val="24"/>
+        </w:rPr>
+        <w:lastRenderedPageBreak/>
         <w:t>6. SUCCESS CRITERIA</w:t>
       </w:r>
     </w:p>
@@ -2772,7 +2881,6 @@
           <w:sz w:val="24"/>
           <w:szCs w:val="24"/>
         </w:rPr>
-        <w:lastRenderedPageBreak/>
         <w:t>Example of Good Insight: "AI sector funding grew 67% but deal count dropped 12% - indicates investors are writing larger cheques to fewer, proven AI startups. Recommend focusing on Series A AI deals."</w:t>
       </w:r>
     </w:p>
@@ -2868,7 +2976,25 @@
           <w:sz w:val="24"/>
           <w:szCs w:val="24"/>
         </w:rPr>
-        <w:t>Final Submission: GitHub link + Public Power BI link via email</w:t>
+        <w:t xml:space="preserve">Final Submission: GitHub link + Public </w:t>
+      </w:r>
+      <w:proofErr w:type="spellStart"/>
+      <w:r>
+        <w:rPr>
+          <w:rFonts w:ascii="Arial" w:hAnsi="Arial" w:cs="Arial"/>
+          <w:sz w:val="24"/>
+          <w:szCs w:val="24"/>
+        </w:rPr>
+        <w:t>Streamlit</w:t>
+      </w:r>
+      <w:proofErr w:type="spellEnd"/>
+      <w:r>
+        <w:rPr>
+          <w:rFonts w:ascii="Arial" w:hAnsi="Arial" w:cs="Arial"/>
+          <w:sz w:val="24"/>
+          <w:szCs w:val="24"/>
+        </w:rPr>
+        <w:t xml:space="preserve"> link via email</w:t>
       </w:r>
     </w:p>
     <w:p>
@@ -2950,13 +3076,6 @@
       </w:r>
     </w:p>
     <w:p>
-      <w:pPr>
-        <w:rPr>
-          <w:rFonts w:ascii="Arial" w:hAnsi="Arial" w:cs="Arial"/>
-          <w:sz w:val="24"/>
-          <w:szCs w:val="24"/>
-        </w:rPr>
-      </w:pPr>
       <w:r>
         <w:rPr>
           <w:rFonts w:ascii="Arial" w:hAnsi="Arial" w:cs="Arial"/>
